--- a/entregables/en/material_suplementario.docx
+++ b/entregables/en/material_suplementario.docx
@@ -123,7 +123,7 @@
         <w:t xml:space="preserve"> </w:t>
       </w:r>
       <w:r>
-        <w:t xml:space="preserve">— Notes S1–S3, Tables S1–S20 and Figures S1–S3.</w:t>
+        <w:t xml:space="preserve">— Notes S1–S3, Tables S1–S21 and Figures S1–S3.</w:t>
       </w:r>
       <w:r>
         <w:br/>
@@ -293,13 +293,13 @@
           <w:b/>
           <w:bCs/>
         </w:rPr>
-        <w:t xml:space="preserve">Tables S1–S20:</w:t>
+        <w:t xml:space="preserve">Tables S1–S21:</w:t>
       </w:r>
       <w:r>
         <w:t xml:space="preserve"> </w:t>
       </w:r>
       <w:r>
-        <w:t xml:space="preserve">variable dictionary, hyperparameters, departmental results, computational profile, conformal coverage, population evaluation, paired significance, spatial blocks, lead time, sampling, full benchmark, ablation, M1 baseline, gated policy, confirmation holdout, coupled baseline, D2 sensitivity, SHAP, cost-loss and data audit.</w:t>
+        <w:t xml:space="preserve">variable dictionary, hyperparameters, departmental results, computational profile, conformal coverage, population evaluation, paired significance, spatial blocks, lead time, sampling, full benchmark, ablation, M1 baseline, gated policy, confirmation holdout, coupled baseline, D2 sensitivity, SHAP, cost-loss, data audit and a weather-only baseline.</w:t>
       </w:r>
     </w:p>
     <w:p>
@@ -14125,7 +14125,7 @@
         <w:pStyle w:val="BodyText"/>
       </w:pPr>
       <w:r>
-        <w:t xml:space="preserve">The full benchmark includes M2, propagation, FWI, INPE and the climatological baseline. FWI and INPE are normalized indices, not calibrated probabilities. All cutoffs, including those of FWI and INPE, were selected on the 2023 validation set by maximizing F0.5 and then frozen for the 2024–2025 test; neither index received local calibration. FWI is reported on the Canadian index scale (0.3029 in Chaco, 2.1509 in Oriental) and INPE on a 0–1 risk scale (0.8963 in Chaco, 0.0750 in Oriental).</w:t>
+        <w:t xml:space="preserve">The full benchmark includes M2, propagation, FWI, INPE and the climatological baseline. FWI and INPE are normalized indices, not calibrated probabilities. The weather-only GBT uses the same learner, capacity and calibration as M1/M2/M3 but only the FWI information set; its full detail is in Table S21. All cutoffs, including those of FWI and INPE, were selected on the 2023 validation set by maximizing F0.5 and then frozen for the 2024–2025 test; neither index received local calibration. FWI is reported on the Canadian index scale (0.3029 in Chaco, 2.1509 in Oriental) and INPE on a 0–1 risk scale (0.8963 in Chaco, 0.0750 in Oriental).</w:t>
       </w:r>
     </w:p>
     <w:p>
@@ -14926,117 +14926,117 @@
               <w:pStyle w:val="Compact"/>
             </w:pPr>
             <w:r>
-              <w:t xml:space="preserve">Línea Base Climatológica</w:t>
-            </w:r>
-          </w:p>
-        </w:tc>
-        <w:tc>
-          <w:tcPr/>
-          <w:p>
-            <w:pPr>
-              <w:pStyle w:val="Compact"/>
-            </w:pPr>
-            <w:r>
-              <w:t xml:space="preserve">0.5000</w:t>
-            </w:r>
-          </w:p>
-        </w:tc>
-        <w:tc>
-          <w:tcPr/>
-          <w:p>
-            <w:pPr>
-              <w:pStyle w:val="Compact"/>
-            </w:pPr>
-            <w:r>
-              <w:t xml:space="preserve">0.0909</w:t>
-            </w:r>
-          </w:p>
-        </w:tc>
-        <w:tc>
-          <w:tcPr/>
-          <w:p>
-            <w:pPr>
-              <w:pStyle w:val="Compact"/>
-            </w:pPr>
-            <w:r>
-              <w:t xml:space="preserve">0.0826</w:t>
-            </w:r>
-          </w:p>
-        </w:tc>
-        <w:tc>
-          <w:tcPr/>
-          <w:p>
-            <w:pPr>
-              <w:pStyle w:val="Compact"/>
-            </w:pPr>
-            <w:r>
-              <w:t xml:space="preserve">0.0000</w:t>
-            </w:r>
-          </w:p>
-        </w:tc>
-        <w:tc>
-          <w:tcPr/>
-          <w:p>
-            <w:pPr>
-              <w:pStyle w:val="Compact"/>
-            </w:pPr>
-            <w:r>
-              <w:t xml:space="preserve">0.0000</w:t>
-            </w:r>
-          </w:p>
-        </w:tc>
-        <w:tc>
-          <w:tcPr/>
-          <w:p>
-            <w:pPr>
-              <w:pStyle w:val="Compact"/>
-            </w:pPr>
-            <w:r>
-              <w:t xml:space="preserve">0.0909</w:t>
-            </w:r>
-          </w:p>
-        </w:tc>
-        <w:tc>
-          <w:tcPr/>
-          <w:p>
-            <w:pPr>
-              <w:pStyle w:val="Compact"/>
-            </w:pPr>
-            <w:r>
-              <w:t xml:space="preserve">0.0000</w:t>
-            </w:r>
-          </w:p>
-        </w:tc>
-        <w:tc>
-          <w:tcPr/>
-          <w:p>
-            <w:pPr>
-              <w:pStyle w:val="Compact"/>
-            </w:pPr>
-            <w:r>
-              <w:t xml:space="preserve">0.0000</w:t>
-            </w:r>
-          </w:p>
-        </w:tc>
-        <w:tc>
-          <w:tcPr/>
-          <w:p>
-            <w:pPr>
-              <w:pStyle w:val="Compact"/>
-            </w:pPr>
-            <w:r>
-              <w:t xml:space="preserve">0.0000</w:t>
-            </w:r>
-          </w:p>
-        </w:tc>
-        <w:tc>
-          <w:tcPr/>
-          <w:p>
-            <w:pPr>
-              <w:pStyle w:val="Compact"/>
-            </w:pPr>
-            <w:r>
-              <w:t xml:space="preserve">0</w:t>
+              <w:t xml:space="preserve">Weather-only GBT</w:t>
+            </w:r>
+          </w:p>
+        </w:tc>
+        <w:tc>
+          <w:tcPr/>
+          <w:p>
+            <w:pPr>
+              <w:pStyle w:val="Compact"/>
+            </w:pPr>
+            <w:r>
+              <w:t xml:space="preserve">0.5512</w:t>
+            </w:r>
+          </w:p>
+        </w:tc>
+        <w:tc>
+          <w:tcPr/>
+          <w:p>
+            <w:pPr>
+              <w:pStyle w:val="Compact"/>
+            </w:pPr>
+            <w:r>
+              <w:t xml:space="preserve">0.1071</w:t>
+            </w:r>
+          </w:p>
+        </w:tc>
+        <w:tc>
+          <w:tcPr/>
+          <w:p>
+            <w:pPr>
+              <w:pStyle w:val="Compact"/>
+            </w:pPr>
+            <w:r>
+              <w:t xml:space="preserve">0.0824</w:t>
+            </w:r>
+          </w:p>
+        </w:tc>
+        <w:tc>
+          <w:tcPr/>
+          <w:p>
+            <w:pPr>
+              <w:pStyle w:val="Compact"/>
+            </w:pPr>
+            <w:r>
+              <w:t xml:space="preserve">0.0025</w:t>
+            </w:r>
+          </w:p>
+        </w:tc>
+        <w:tc>
+          <w:tcPr/>
+          <w:p>
+            <w:pPr>
+              <w:pStyle w:val="Compact"/>
+            </w:pPr>
+            <w:r>
+              <w:t xml:space="preserve">0.0013</w:t>
+            </w:r>
+          </w:p>
+        </w:tc>
+        <w:tc>
+          <w:tcPr/>
+          <w:p>
+            <w:pPr>
+              <w:pStyle w:val="Compact"/>
+            </w:pPr>
+            <w:r>
+              <w:t xml:space="preserve">0.1020</w:t>
+            </w:r>
+          </w:p>
+        </w:tc>
+        <w:tc>
+          <w:tcPr/>
+          <w:p>
+            <w:pPr>
+              <w:pStyle w:val="Compact"/>
+            </w:pPr>
+            <w:r>
+              <w:t xml:space="preserve">0.1143</w:t>
+            </w:r>
+          </w:p>
+        </w:tc>
+        <w:tc>
+          <w:tcPr/>
+          <w:p>
+            <w:pPr>
+              <w:pStyle w:val="Compact"/>
+            </w:pPr>
+            <w:r>
+              <w:t xml:space="preserve">0.1932</w:t>
+            </w:r>
+          </w:p>
+        </w:tc>
+        <w:tc>
+          <w:tcPr/>
+          <w:p>
+            <w:pPr>
+              <w:pStyle w:val="Compact"/>
+            </w:pPr>
+            <w:r>
+              <w:t xml:space="preserve">0.1245</w:t>
+            </w:r>
+          </w:p>
+        </w:tc>
+        <w:tc>
+          <w:tcPr/>
+          <w:p>
+            <w:pPr>
+              <w:pStyle w:val="Compact"/>
+            </w:pPr>
+            <w:r>
+              <w:t xml:space="preserve">24036</w:t>
             </w:r>
           </w:p>
         </w:tc>
@@ -15060,128 +15060,128 @@
               <w:pStyle w:val="Compact"/>
             </w:pPr>
             <w:r>
-              <w:t xml:space="preserve">propagacion</w:t>
-            </w:r>
-          </w:p>
-        </w:tc>
-        <w:tc>
-          <w:tcPr/>
-          <w:p>
-            <w:pPr>
-              <w:pStyle w:val="Compact"/>
-            </w:pPr>
-            <w:r>
-              <w:t xml:space="preserve">Incendios_PY (Propagación Táctica)</w:t>
-            </w:r>
-          </w:p>
-        </w:tc>
-        <w:tc>
-          <w:tcPr/>
-          <w:p>
-            <w:pPr>
-              <w:pStyle w:val="Compact"/>
-            </w:pPr>
-            <w:r>
-              <w:t xml:space="preserve">0.9039</w:t>
-            </w:r>
-          </w:p>
-        </w:tc>
-        <w:tc>
-          <w:tcPr/>
-          <w:p>
-            <w:pPr>
-              <w:pStyle w:val="Compact"/>
-            </w:pPr>
-            <w:r>
-              <w:t xml:space="preserve">0.6935</w:t>
-            </w:r>
-          </w:p>
-        </w:tc>
-        <w:tc>
-          <w:tcPr/>
-          <w:p>
-            <w:pPr>
-              <w:pStyle w:val="Compact"/>
-            </w:pPr>
-            <w:r>
-              <w:t xml:space="preserve">0.0442</w:t>
-            </w:r>
-          </w:p>
-        </w:tc>
-        <w:tc>
-          <w:tcPr/>
-          <w:p>
-            <w:pPr>
-              <w:pStyle w:val="Compact"/>
-            </w:pPr>
-            <w:r>
-              <w:t xml:space="preserve">0.4656</w:t>
-            </w:r>
-          </w:p>
-        </w:tc>
-        <w:tc>
-          <w:tcPr/>
-          <w:p>
-            <w:pPr>
-              <w:pStyle w:val="Compact"/>
-            </w:pPr>
-            <w:r>
-              <w:t xml:space="preserve">0.0086</w:t>
-            </w:r>
-          </w:p>
-        </w:tc>
-        <w:tc>
-          <w:tcPr/>
-          <w:p>
-            <w:pPr>
-              <w:pStyle w:val="Compact"/>
-            </w:pPr>
-            <w:r>
-              <w:t xml:space="preserve">0.5467</w:t>
-            </w:r>
-          </w:p>
-        </w:tc>
-        <w:tc>
-          <w:tcPr/>
-          <w:p>
-            <w:pPr>
-              <w:pStyle w:val="Compact"/>
-            </w:pPr>
-            <w:r>
-              <w:t xml:space="preserve">0.8369</w:t>
-            </w:r>
-          </w:p>
-        </w:tc>
-        <w:tc>
-          <w:tcPr/>
-          <w:p>
-            <w:pPr>
-              <w:pStyle w:val="Compact"/>
-            </w:pPr>
-            <w:r>
-              <w:t xml:space="preserve">0.5240</w:t>
-            </w:r>
-          </w:p>
-        </w:tc>
-        <w:tc>
-          <w:tcPr/>
-          <w:p>
-            <w:pPr>
-              <w:pStyle w:val="Compact"/>
-            </w:pPr>
-            <w:r>
-              <w:t xml:space="preserve">0.7476</w:t>
-            </w:r>
-          </w:p>
-        </w:tc>
-        <w:tc>
-          <w:tcPr/>
-          <w:p>
-            <w:pPr>
-              <w:pStyle w:val="Compact"/>
-            </w:pPr>
-            <w:r>
-              <w:t xml:space="preserve">5353</w:t>
+              <w:t xml:space="preserve">ignicion</w:t>
+            </w:r>
+          </w:p>
+        </w:tc>
+        <w:tc>
+          <w:tcPr/>
+          <w:p>
+            <w:pPr>
+              <w:pStyle w:val="Compact"/>
+            </w:pPr>
+            <w:r>
+              <w:t xml:space="preserve">Línea Base Climatológica</w:t>
+            </w:r>
+          </w:p>
+        </w:tc>
+        <w:tc>
+          <w:tcPr/>
+          <w:p>
+            <w:pPr>
+              <w:pStyle w:val="Compact"/>
+            </w:pPr>
+            <w:r>
+              <w:t xml:space="preserve">0.5000</w:t>
+            </w:r>
+          </w:p>
+        </w:tc>
+        <w:tc>
+          <w:tcPr/>
+          <w:p>
+            <w:pPr>
+              <w:pStyle w:val="Compact"/>
+            </w:pPr>
+            <w:r>
+              <w:t xml:space="preserve">0.0909</w:t>
+            </w:r>
+          </w:p>
+        </w:tc>
+        <w:tc>
+          <w:tcPr/>
+          <w:p>
+            <w:pPr>
+              <w:pStyle w:val="Compact"/>
+            </w:pPr>
+            <w:r>
+              <w:t xml:space="preserve">0.0826</w:t>
+            </w:r>
+          </w:p>
+        </w:tc>
+        <w:tc>
+          <w:tcPr/>
+          <w:p>
+            <w:pPr>
+              <w:pStyle w:val="Compact"/>
+            </w:pPr>
+            <w:r>
+              <w:t xml:space="preserve">0.0000</w:t>
+            </w:r>
+          </w:p>
+        </w:tc>
+        <w:tc>
+          <w:tcPr/>
+          <w:p>
+            <w:pPr>
+              <w:pStyle w:val="Compact"/>
+            </w:pPr>
+            <w:r>
+              <w:t xml:space="preserve">0.0000</w:t>
+            </w:r>
+          </w:p>
+        </w:tc>
+        <w:tc>
+          <w:tcPr/>
+          <w:p>
+            <w:pPr>
+              <w:pStyle w:val="Compact"/>
+            </w:pPr>
+            <w:r>
+              <w:t xml:space="preserve">0.0909</w:t>
+            </w:r>
+          </w:p>
+        </w:tc>
+        <w:tc>
+          <w:tcPr/>
+          <w:p>
+            <w:pPr>
+              <w:pStyle w:val="Compact"/>
+            </w:pPr>
+            <w:r>
+              <w:t xml:space="preserve">0.0000</w:t>
+            </w:r>
+          </w:p>
+        </w:tc>
+        <w:tc>
+          <w:tcPr/>
+          <w:p>
+            <w:pPr>
+              <w:pStyle w:val="Compact"/>
+            </w:pPr>
+            <w:r>
+              <w:t xml:space="preserve">0.0000</w:t>
+            </w:r>
+          </w:p>
+        </w:tc>
+        <w:tc>
+          <w:tcPr/>
+          <w:p>
+            <w:pPr>
+              <w:pStyle w:val="Compact"/>
+            </w:pPr>
+            <w:r>
+              <w:t xml:space="preserve">0.0000</w:t>
+            </w:r>
+          </w:p>
+        </w:tc>
+        <w:tc>
+          <w:tcPr/>
+          <w:p>
+            <w:pPr>
+              <w:pStyle w:val="Compact"/>
+            </w:pPr>
+            <w:r>
+              <w:t xml:space="preserve">0</w:t>
             </w:r>
           </w:p>
         </w:tc>
@@ -15216,117 +15216,117 @@
               <w:pStyle w:val="Compact"/>
             </w:pPr>
             <w:r>
-              <w:t xml:space="preserve">Línea Base Climatológica</w:t>
-            </w:r>
-          </w:p>
-        </w:tc>
-        <w:tc>
-          <w:tcPr/>
-          <w:p>
-            <w:pPr>
-              <w:pStyle w:val="Compact"/>
-            </w:pPr>
-            <w:r>
-              <w:t xml:space="preserve">0.5000</w:t>
-            </w:r>
-          </w:p>
-        </w:tc>
-        <w:tc>
-          <w:tcPr/>
-          <w:p>
-            <w:pPr>
-              <w:pStyle w:val="Compact"/>
-            </w:pPr>
-            <w:r>
-              <w:t xml:space="preserve">0.0909</w:t>
-            </w:r>
-          </w:p>
-        </w:tc>
-        <w:tc>
-          <w:tcPr/>
-          <w:p>
-            <w:pPr>
-              <w:pStyle w:val="Compact"/>
-            </w:pPr>
-            <w:r>
-              <w:t xml:space="preserve">0.0826</w:t>
-            </w:r>
-          </w:p>
-        </w:tc>
-        <w:tc>
-          <w:tcPr/>
-          <w:p>
-            <w:pPr>
-              <w:pStyle w:val="Compact"/>
-            </w:pPr>
-            <w:r>
-              <w:t xml:space="preserve">0.0000</w:t>
-            </w:r>
-          </w:p>
-        </w:tc>
-        <w:tc>
-          <w:tcPr/>
-          <w:p>
-            <w:pPr>
-              <w:pStyle w:val="Compact"/>
-            </w:pPr>
-            <w:r>
-              <w:t xml:space="preserve">0.0000</w:t>
-            </w:r>
-          </w:p>
-        </w:tc>
-        <w:tc>
-          <w:tcPr/>
-          <w:p>
-            <w:pPr>
-              <w:pStyle w:val="Compact"/>
-            </w:pPr>
-            <w:r>
-              <w:t xml:space="preserve">0.0909</w:t>
-            </w:r>
-          </w:p>
-        </w:tc>
-        <w:tc>
-          <w:tcPr/>
-          <w:p>
-            <w:pPr>
-              <w:pStyle w:val="Compact"/>
-            </w:pPr>
-            <w:r>
-              <w:t xml:space="preserve">0.0000</w:t>
-            </w:r>
-          </w:p>
-        </w:tc>
-        <w:tc>
-          <w:tcPr/>
-          <w:p>
-            <w:pPr>
-              <w:pStyle w:val="Compact"/>
-            </w:pPr>
-            <w:r>
-              <w:t xml:space="preserve">0.0000</w:t>
-            </w:r>
-          </w:p>
-        </w:tc>
-        <w:tc>
-          <w:tcPr/>
-          <w:p>
-            <w:pPr>
-              <w:pStyle w:val="Compact"/>
-            </w:pPr>
-            <w:r>
-              <w:t xml:space="preserve">0.0000</w:t>
-            </w:r>
-          </w:p>
-        </w:tc>
-        <w:tc>
-          <w:tcPr/>
-          <w:p>
-            <w:pPr>
-              <w:pStyle w:val="Compact"/>
-            </w:pPr>
-            <w:r>
-              <w:t xml:space="preserve">0</w:t>
+              <w:t xml:space="preserve">Incendios_PY (Propagación Táctica)</w:t>
+            </w:r>
+          </w:p>
+        </w:tc>
+        <w:tc>
+          <w:tcPr/>
+          <w:p>
+            <w:pPr>
+              <w:pStyle w:val="Compact"/>
+            </w:pPr>
+            <w:r>
+              <w:t xml:space="preserve">0.9039</w:t>
+            </w:r>
+          </w:p>
+        </w:tc>
+        <w:tc>
+          <w:tcPr/>
+          <w:p>
+            <w:pPr>
+              <w:pStyle w:val="Compact"/>
+            </w:pPr>
+            <w:r>
+              <w:t xml:space="preserve">0.6935</w:t>
+            </w:r>
+          </w:p>
+        </w:tc>
+        <w:tc>
+          <w:tcPr/>
+          <w:p>
+            <w:pPr>
+              <w:pStyle w:val="Compact"/>
+            </w:pPr>
+            <w:r>
+              <w:t xml:space="preserve">0.0442</w:t>
+            </w:r>
+          </w:p>
+        </w:tc>
+        <w:tc>
+          <w:tcPr/>
+          <w:p>
+            <w:pPr>
+              <w:pStyle w:val="Compact"/>
+            </w:pPr>
+            <w:r>
+              <w:t xml:space="preserve">0.4656</w:t>
+            </w:r>
+          </w:p>
+        </w:tc>
+        <w:tc>
+          <w:tcPr/>
+          <w:p>
+            <w:pPr>
+              <w:pStyle w:val="Compact"/>
+            </w:pPr>
+            <w:r>
+              <w:t xml:space="preserve">0.0086</w:t>
+            </w:r>
+          </w:p>
+        </w:tc>
+        <w:tc>
+          <w:tcPr/>
+          <w:p>
+            <w:pPr>
+              <w:pStyle w:val="Compact"/>
+            </w:pPr>
+            <w:r>
+              <w:t xml:space="preserve">0.5467</w:t>
+            </w:r>
+          </w:p>
+        </w:tc>
+        <w:tc>
+          <w:tcPr/>
+          <w:p>
+            <w:pPr>
+              <w:pStyle w:val="Compact"/>
+            </w:pPr>
+            <w:r>
+              <w:t xml:space="preserve">0.8369</w:t>
+            </w:r>
+          </w:p>
+        </w:tc>
+        <w:tc>
+          <w:tcPr/>
+          <w:p>
+            <w:pPr>
+              <w:pStyle w:val="Compact"/>
+            </w:pPr>
+            <w:r>
+              <w:t xml:space="preserve">0.5240</w:t>
+            </w:r>
+          </w:p>
+        </w:tc>
+        <w:tc>
+          <w:tcPr/>
+          <w:p>
+            <w:pPr>
+              <w:pStyle w:val="Compact"/>
+            </w:pPr>
+            <w:r>
+              <w:t xml:space="preserve">0.7476</w:t>
+            </w:r>
+          </w:p>
+        </w:tc>
+        <w:tc>
+          <w:tcPr/>
+          <w:p>
+            <w:pPr>
+              <w:pStyle w:val="Compact"/>
+            </w:pPr>
+            <w:r>
+              <w:t xml:space="preserve">5353</w:t>
             </w:r>
           </w:p>
         </w:tc>
@@ -15339,139 +15339,139 @@
               <w:pStyle w:val="Compact"/>
             </w:pPr>
             <w:r>
-              <w:t xml:space="preserve">Oriental</w:t>
-            </w:r>
-          </w:p>
-        </w:tc>
-        <w:tc>
-          <w:tcPr/>
-          <w:p>
-            <w:pPr>
-              <w:pStyle w:val="Compact"/>
-            </w:pPr>
-            <w:r>
-              <w:t xml:space="preserve">ignicion</w:t>
-            </w:r>
-          </w:p>
-        </w:tc>
-        <w:tc>
-          <w:tcPr/>
-          <w:p>
-            <w:pPr>
-              <w:pStyle w:val="Compact"/>
-            </w:pPr>
-            <w:r>
-              <w:t xml:space="preserve">Incendios_PY (Ignición Híbrida M3)</w:t>
-            </w:r>
-          </w:p>
-        </w:tc>
-        <w:tc>
-          <w:tcPr/>
-          <w:p>
-            <w:pPr>
-              <w:pStyle w:val="Compact"/>
-            </w:pPr>
-            <w:r>
-              <w:t xml:space="preserve">0.7534</w:t>
-            </w:r>
-          </w:p>
-        </w:tc>
-        <w:tc>
-          <w:tcPr/>
-          <w:p>
-            <w:pPr>
-              <w:pStyle w:val="Compact"/>
-            </w:pPr>
-            <w:r>
-              <w:t xml:space="preserve">0.2340</w:t>
-            </w:r>
-          </w:p>
-        </w:tc>
-        <w:tc>
-          <w:tcPr/>
-          <w:p>
-            <w:pPr>
-              <w:pStyle w:val="Compact"/>
-            </w:pPr>
-            <w:r>
-              <w:t xml:space="preserve">0.0765</w:t>
-            </w:r>
-          </w:p>
-        </w:tc>
-        <w:tc>
-          <w:tcPr/>
-          <w:p>
-            <w:pPr>
-              <w:pStyle w:val="Compact"/>
-            </w:pPr>
-            <w:r>
-              <w:t xml:space="preserve">0.0748</w:t>
-            </w:r>
-          </w:p>
-        </w:tc>
-        <w:tc>
-          <w:tcPr/>
-          <w:p>
-            <w:pPr>
-              <w:pStyle w:val="Compact"/>
-            </w:pPr>
-            <w:r>
-              <w:t xml:space="preserve">0.0082</w:t>
-            </w:r>
-          </w:p>
-        </w:tc>
-        <w:tc>
-          <w:tcPr/>
-          <w:p>
-            <w:pPr>
-              <w:pStyle w:val="Compact"/>
-            </w:pPr>
-            <w:r>
-              <w:t xml:space="preserve">0.2186</w:t>
-            </w:r>
-          </w:p>
-        </w:tc>
-        <w:tc>
-          <w:tcPr/>
-          <w:p>
-            <w:pPr>
-              <w:pStyle w:val="Compact"/>
-            </w:pPr>
-            <w:r>
-              <w:t xml:space="preserve">0.3013</w:t>
-            </w:r>
-          </w:p>
-        </w:tc>
-        <w:tc>
-          <w:tcPr/>
-          <w:p>
-            <w:pPr>
-              <w:pStyle w:val="Compact"/>
-            </w:pPr>
-            <w:r>
-              <w:t xml:space="preserve">0.1859</w:t>
-            </w:r>
-          </w:p>
-        </w:tc>
-        <w:tc>
-          <w:tcPr/>
-          <w:p>
-            <w:pPr>
-              <w:pStyle w:val="Compact"/>
-            </w:pPr>
-            <w:r>
-              <w:t xml:space="preserve">0.2680</w:t>
-            </w:r>
-          </w:p>
-        </w:tc>
-        <w:tc>
-          <w:tcPr/>
-          <w:p>
-            <w:pPr>
-              <w:pStyle w:val="Compact"/>
-            </w:pPr>
-            <w:r>
-              <w:t xml:space="preserve">7835</w:t>
+              <w:t xml:space="preserve">Chaco</w:t>
+            </w:r>
+          </w:p>
+        </w:tc>
+        <w:tc>
+          <w:tcPr/>
+          <w:p>
+            <w:pPr>
+              <w:pStyle w:val="Compact"/>
+            </w:pPr>
+            <w:r>
+              <w:t xml:space="preserve">propagacion</w:t>
+            </w:r>
+          </w:p>
+        </w:tc>
+        <w:tc>
+          <w:tcPr/>
+          <w:p>
+            <w:pPr>
+              <w:pStyle w:val="Compact"/>
+            </w:pPr>
+            <w:r>
+              <w:t xml:space="preserve">Línea Base Climatológica</w:t>
+            </w:r>
+          </w:p>
+        </w:tc>
+        <w:tc>
+          <w:tcPr/>
+          <w:p>
+            <w:pPr>
+              <w:pStyle w:val="Compact"/>
+            </w:pPr>
+            <w:r>
+              <w:t xml:space="preserve">0.5000</w:t>
+            </w:r>
+          </w:p>
+        </w:tc>
+        <w:tc>
+          <w:tcPr/>
+          <w:p>
+            <w:pPr>
+              <w:pStyle w:val="Compact"/>
+            </w:pPr>
+            <w:r>
+              <w:t xml:space="preserve">0.0909</w:t>
+            </w:r>
+          </w:p>
+        </w:tc>
+        <w:tc>
+          <w:tcPr/>
+          <w:p>
+            <w:pPr>
+              <w:pStyle w:val="Compact"/>
+            </w:pPr>
+            <w:r>
+              <w:t xml:space="preserve">0.0826</w:t>
+            </w:r>
+          </w:p>
+        </w:tc>
+        <w:tc>
+          <w:tcPr/>
+          <w:p>
+            <w:pPr>
+              <w:pStyle w:val="Compact"/>
+            </w:pPr>
+            <w:r>
+              <w:t xml:space="preserve">0.0000</w:t>
+            </w:r>
+          </w:p>
+        </w:tc>
+        <w:tc>
+          <w:tcPr/>
+          <w:p>
+            <w:pPr>
+              <w:pStyle w:val="Compact"/>
+            </w:pPr>
+            <w:r>
+              <w:t xml:space="preserve">0.0000</w:t>
+            </w:r>
+          </w:p>
+        </w:tc>
+        <w:tc>
+          <w:tcPr/>
+          <w:p>
+            <w:pPr>
+              <w:pStyle w:val="Compact"/>
+            </w:pPr>
+            <w:r>
+              <w:t xml:space="preserve">0.0909</w:t>
+            </w:r>
+          </w:p>
+        </w:tc>
+        <w:tc>
+          <w:tcPr/>
+          <w:p>
+            <w:pPr>
+              <w:pStyle w:val="Compact"/>
+            </w:pPr>
+            <w:r>
+              <w:t xml:space="preserve">0.0000</w:t>
+            </w:r>
+          </w:p>
+        </w:tc>
+        <w:tc>
+          <w:tcPr/>
+          <w:p>
+            <w:pPr>
+              <w:pStyle w:val="Compact"/>
+            </w:pPr>
+            <w:r>
+              <w:t xml:space="preserve">0.0000</w:t>
+            </w:r>
+          </w:p>
+        </w:tc>
+        <w:tc>
+          <w:tcPr/>
+          <w:p>
+            <w:pPr>
+              <w:pStyle w:val="Compact"/>
+            </w:pPr>
+            <w:r>
+              <w:t xml:space="preserve">0.0000</w:t>
+            </w:r>
+          </w:p>
+        </w:tc>
+        <w:tc>
+          <w:tcPr/>
+          <w:p>
+            <w:pPr>
+              <w:pStyle w:val="Compact"/>
+            </w:pPr>
+            <w:r>
+              <w:t xml:space="preserve">0</w:t>
             </w:r>
           </w:p>
         </w:tc>
@@ -15506,117 +15506,117 @@
               <w:pStyle w:val="Compact"/>
             </w:pPr>
             <w:r>
-              <w:t xml:space="preserve">Incendios_PY (Ignición Base M2)</w:t>
-            </w:r>
-          </w:p>
-        </w:tc>
-        <w:tc>
-          <w:tcPr/>
-          <w:p>
-            <w:pPr>
-              <w:pStyle w:val="Compact"/>
-            </w:pPr>
-            <w:r>
-              <w:t xml:space="preserve">0.7406</w:t>
-            </w:r>
-          </w:p>
-        </w:tc>
-        <w:tc>
-          <w:tcPr/>
-          <w:p>
-            <w:pPr>
-              <w:pStyle w:val="Compact"/>
-            </w:pPr>
-            <w:r>
-              <w:t xml:space="preserve">0.2146</w:t>
-            </w:r>
-          </w:p>
-        </w:tc>
-        <w:tc>
-          <w:tcPr/>
-          <w:p>
-            <w:pPr>
-              <w:pStyle w:val="Compact"/>
-            </w:pPr>
-            <w:r>
-              <w:t xml:space="preserve">0.0774</w:t>
-            </w:r>
-          </w:p>
-        </w:tc>
-        <w:tc>
-          <w:tcPr/>
-          <w:p>
-            <w:pPr>
-              <w:pStyle w:val="Compact"/>
-            </w:pPr>
-            <w:r>
-              <w:t xml:space="preserve">0.0640</w:t>
-            </w:r>
-          </w:p>
-        </w:tc>
-        <w:tc>
-          <w:tcPr/>
-          <w:p>
-            <w:pPr>
-              <w:pStyle w:val="Compact"/>
-            </w:pPr>
-            <w:r>
-              <w:t xml:space="preserve">0.0070</w:t>
-            </w:r>
-          </w:p>
-        </w:tc>
-        <w:tc>
-          <w:tcPr/>
-          <w:p>
-            <w:pPr>
-              <w:pStyle w:val="Compact"/>
-            </w:pPr>
-            <w:r>
-              <w:t xml:space="preserve">0.1983</w:t>
-            </w:r>
-          </w:p>
-        </w:tc>
-        <w:tc>
-          <w:tcPr/>
-          <w:p>
-            <w:pPr>
-              <w:pStyle w:val="Compact"/>
-            </w:pPr>
-            <w:r>
-              <w:t xml:space="preserve">0.2610</w:t>
-            </w:r>
-          </w:p>
-        </w:tc>
-        <w:tc>
-          <w:tcPr/>
-          <w:p>
-            <w:pPr>
-              <w:pStyle w:val="Compact"/>
-            </w:pPr>
-            <w:r>
-              <w:t xml:space="preserve">0.1958</w:t>
-            </w:r>
-          </w:p>
-        </w:tc>
-        <w:tc>
-          <w:tcPr/>
-          <w:p>
-            <w:pPr>
-              <w:pStyle w:val="Compact"/>
-            </w:pPr>
-            <w:r>
-              <w:t xml:space="preserve">0.2447</w:t>
-            </w:r>
-          </w:p>
-        </w:tc>
-        <w:tc>
-          <w:tcPr/>
-          <w:p>
-            <w:pPr>
-              <w:pStyle w:val="Compact"/>
-            </w:pPr>
-            <w:r>
-              <w:t xml:space="preserve">10075</w:t>
+              <w:t xml:space="preserve">Incendios_PY (Ignición Híbrida M3)</w:t>
+            </w:r>
+          </w:p>
+        </w:tc>
+        <w:tc>
+          <w:tcPr/>
+          <w:p>
+            <w:pPr>
+              <w:pStyle w:val="Compact"/>
+            </w:pPr>
+            <w:r>
+              <w:t xml:space="preserve">0.7534</w:t>
+            </w:r>
+          </w:p>
+        </w:tc>
+        <w:tc>
+          <w:tcPr/>
+          <w:p>
+            <w:pPr>
+              <w:pStyle w:val="Compact"/>
+            </w:pPr>
+            <w:r>
+              <w:t xml:space="preserve">0.2340</w:t>
+            </w:r>
+          </w:p>
+        </w:tc>
+        <w:tc>
+          <w:tcPr/>
+          <w:p>
+            <w:pPr>
+              <w:pStyle w:val="Compact"/>
+            </w:pPr>
+            <w:r>
+              <w:t xml:space="preserve">0.0765</w:t>
+            </w:r>
+          </w:p>
+        </w:tc>
+        <w:tc>
+          <w:tcPr/>
+          <w:p>
+            <w:pPr>
+              <w:pStyle w:val="Compact"/>
+            </w:pPr>
+            <w:r>
+              <w:t xml:space="preserve">0.0748</w:t>
+            </w:r>
+          </w:p>
+        </w:tc>
+        <w:tc>
+          <w:tcPr/>
+          <w:p>
+            <w:pPr>
+              <w:pStyle w:val="Compact"/>
+            </w:pPr>
+            <w:r>
+              <w:t xml:space="preserve">0.0082</w:t>
+            </w:r>
+          </w:p>
+        </w:tc>
+        <w:tc>
+          <w:tcPr/>
+          <w:p>
+            <w:pPr>
+              <w:pStyle w:val="Compact"/>
+            </w:pPr>
+            <w:r>
+              <w:t xml:space="preserve">0.2186</w:t>
+            </w:r>
+          </w:p>
+        </w:tc>
+        <w:tc>
+          <w:tcPr/>
+          <w:p>
+            <w:pPr>
+              <w:pStyle w:val="Compact"/>
+            </w:pPr>
+            <w:r>
+              <w:t xml:space="preserve">0.3013</w:t>
+            </w:r>
+          </w:p>
+        </w:tc>
+        <w:tc>
+          <w:tcPr/>
+          <w:p>
+            <w:pPr>
+              <w:pStyle w:val="Compact"/>
+            </w:pPr>
+            <w:r>
+              <w:t xml:space="preserve">0.1859</w:t>
+            </w:r>
+          </w:p>
+        </w:tc>
+        <w:tc>
+          <w:tcPr/>
+          <w:p>
+            <w:pPr>
+              <w:pStyle w:val="Compact"/>
+            </w:pPr>
+            <w:r>
+              <w:t xml:space="preserve">0.2680</w:t>
+            </w:r>
+          </w:p>
+        </w:tc>
+        <w:tc>
+          <w:tcPr/>
+          <w:p>
+            <w:pPr>
+              <w:pStyle w:val="Compact"/>
+            </w:pPr>
+            <w:r>
+              <w:t xml:space="preserve">7835</w:t>
             </w:r>
           </w:p>
         </w:tc>
@@ -15651,117 +15651,117 @@
               <w:pStyle w:val="Compact"/>
             </w:pPr>
             <w:r>
-              <w:t xml:space="preserve">Canadian FWI completo</w:t>
-            </w:r>
-          </w:p>
-        </w:tc>
-        <w:tc>
-          <w:tcPr/>
-          <w:p>
-            <w:pPr>
-              <w:pStyle w:val="Compact"/>
-            </w:pPr>
-            <w:r>
-              <w:t xml:space="preserve">0.5564</w:t>
-            </w:r>
-          </w:p>
-        </w:tc>
-        <w:tc>
-          <w:tcPr/>
-          <w:p>
-            <w:pPr>
-              <w:pStyle w:val="Compact"/>
-            </w:pPr>
-            <w:r>
-              <w:t xml:space="preserve">0.1061</w:t>
-            </w:r>
-          </w:p>
-        </w:tc>
-        <w:tc>
-          <w:tcPr/>
-          <w:p>
-            <w:pPr>
-              <w:pStyle w:val="Compact"/>
-            </w:pPr>
-            <w:r>
-              <w:t xml:space="preserve">—</w:t>
-            </w:r>
-          </w:p>
-        </w:tc>
-        <w:tc>
-          <w:tcPr/>
-          <w:p>
-            <w:pPr>
-              <w:pStyle w:val="Compact"/>
-            </w:pPr>
-            <w:r>
-              <w:t xml:space="preserve">—</w:t>
-            </w:r>
-          </w:p>
-        </w:tc>
-        <w:tc>
-          <w:tcPr/>
-          <w:p>
-            <w:pPr>
-              <w:pStyle w:val="Compact"/>
-            </w:pPr>
-            <w:r>
-              <w:t xml:space="preserve">—</w:t>
-            </w:r>
-          </w:p>
-        </w:tc>
-        <w:tc>
-          <w:tcPr/>
-          <w:p>
-            <w:pPr>
-              <w:pStyle w:val="Compact"/>
-            </w:pPr>
-            <w:r>
-              <w:t xml:space="preserve">2.1509</w:t>
-            </w:r>
-          </w:p>
-        </w:tc>
-        <w:tc>
-          <w:tcPr/>
-          <w:p>
-            <w:pPr>
-              <w:pStyle w:val="Compact"/>
-            </w:pPr>
-            <w:r>
-              <w:t xml:space="preserve">0.1076</w:t>
-            </w:r>
-          </w:p>
-        </w:tc>
-        <w:tc>
-          <w:tcPr/>
-          <w:p>
-            <w:pPr>
-              <w:pStyle w:val="Compact"/>
-            </w:pPr>
-            <w:r>
-              <w:t xml:space="preserve">0.3899</w:t>
-            </w:r>
-          </w:p>
-        </w:tc>
-        <w:tc>
-          <w:tcPr/>
-          <w:p>
-            <w:pPr>
-              <w:pStyle w:val="Compact"/>
-            </w:pPr>
-            <w:r>
-              <w:t xml:space="preserve">0.1258</w:t>
-            </w:r>
-          </w:p>
-        </w:tc>
-        <w:tc>
-          <w:tcPr/>
-          <w:p>
-            <w:pPr>
-              <w:pStyle w:val="Compact"/>
-            </w:pPr>
-            <w:r>
-              <w:t xml:space="preserve">58766</w:t>
+              <w:t xml:space="preserve">Incendios_PY (Ignición Base M2)</w:t>
+            </w:r>
+          </w:p>
+        </w:tc>
+        <w:tc>
+          <w:tcPr/>
+          <w:p>
+            <w:pPr>
+              <w:pStyle w:val="Compact"/>
+            </w:pPr>
+            <w:r>
+              <w:t xml:space="preserve">0.7406</w:t>
+            </w:r>
+          </w:p>
+        </w:tc>
+        <w:tc>
+          <w:tcPr/>
+          <w:p>
+            <w:pPr>
+              <w:pStyle w:val="Compact"/>
+            </w:pPr>
+            <w:r>
+              <w:t xml:space="preserve">0.2146</w:t>
+            </w:r>
+          </w:p>
+        </w:tc>
+        <w:tc>
+          <w:tcPr/>
+          <w:p>
+            <w:pPr>
+              <w:pStyle w:val="Compact"/>
+            </w:pPr>
+            <w:r>
+              <w:t xml:space="preserve">0.0774</w:t>
+            </w:r>
+          </w:p>
+        </w:tc>
+        <w:tc>
+          <w:tcPr/>
+          <w:p>
+            <w:pPr>
+              <w:pStyle w:val="Compact"/>
+            </w:pPr>
+            <w:r>
+              <w:t xml:space="preserve">0.0640</w:t>
+            </w:r>
+          </w:p>
+        </w:tc>
+        <w:tc>
+          <w:tcPr/>
+          <w:p>
+            <w:pPr>
+              <w:pStyle w:val="Compact"/>
+            </w:pPr>
+            <w:r>
+              <w:t xml:space="preserve">0.0070</w:t>
+            </w:r>
+          </w:p>
+        </w:tc>
+        <w:tc>
+          <w:tcPr/>
+          <w:p>
+            <w:pPr>
+              <w:pStyle w:val="Compact"/>
+            </w:pPr>
+            <w:r>
+              <w:t xml:space="preserve">0.1983</w:t>
+            </w:r>
+          </w:p>
+        </w:tc>
+        <w:tc>
+          <w:tcPr/>
+          <w:p>
+            <w:pPr>
+              <w:pStyle w:val="Compact"/>
+            </w:pPr>
+            <w:r>
+              <w:t xml:space="preserve">0.2610</w:t>
+            </w:r>
+          </w:p>
+        </w:tc>
+        <w:tc>
+          <w:tcPr/>
+          <w:p>
+            <w:pPr>
+              <w:pStyle w:val="Compact"/>
+            </w:pPr>
+            <w:r>
+              <w:t xml:space="preserve">0.1958</w:t>
+            </w:r>
+          </w:p>
+        </w:tc>
+        <w:tc>
+          <w:tcPr/>
+          <w:p>
+            <w:pPr>
+              <w:pStyle w:val="Compact"/>
+            </w:pPr>
+            <w:r>
+              <w:t xml:space="preserve">0.2447</w:t>
+            </w:r>
+          </w:p>
+        </w:tc>
+        <w:tc>
+          <w:tcPr/>
+          <w:p>
+            <w:pPr>
+              <w:pStyle w:val="Compact"/>
+            </w:pPr>
+            <w:r>
+              <w:t xml:space="preserve">10075</w:t>
             </w:r>
           </w:p>
         </w:tc>
@@ -15796,6 +15796,151 @@
               <w:pStyle w:val="Compact"/>
             </w:pPr>
             <w:r>
+              <w:t xml:space="preserve">Canadian FWI completo</w:t>
+            </w:r>
+          </w:p>
+        </w:tc>
+        <w:tc>
+          <w:tcPr/>
+          <w:p>
+            <w:pPr>
+              <w:pStyle w:val="Compact"/>
+            </w:pPr>
+            <w:r>
+              <w:t xml:space="preserve">0.5564</w:t>
+            </w:r>
+          </w:p>
+        </w:tc>
+        <w:tc>
+          <w:tcPr/>
+          <w:p>
+            <w:pPr>
+              <w:pStyle w:val="Compact"/>
+            </w:pPr>
+            <w:r>
+              <w:t xml:space="preserve">0.1061</w:t>
+            </w:r>
+          </w:p>
+        </w:tc>
+        <w:tc>
+          <w:tcPr/>
+          <w:p>
+            <w:pPr>
+              <w:pStyle w:val="Compact"/>
+            </w:pPr>
+            <w:r>
+              <w:t xml:space="preserve">—</w:t>
+            </w:r>
+          </w:p>
+        </w:tc>
+        <w:tc>
+          <w:tcPr/>
+          <w:p>
+            <w:pPr>
+              <w:pStyle w:val="Compact"/>
+            </w:pPr>
+            <w:r>
+              <w:t xml:space="preserve">—</w:t>
+            </w:r>
+          </w:p>
+        </w:tc>
+        <w:tc>
+          <w:tcPr/>
+          <w:p>
+            <w:pPr>
+              <w:pStyle w:val="Compact"/>
+            </w:pPr>
+            <w:r>
+              <w:t xml:space="preserve">—</w:t>
+            </w:r>
+          </w:p>
+        </w:tc>
+        <w:tc>
+          <w:tcPr/>
+          <w:p>
+            <w:pPr>
+              <w:pStyle w:val="Compact"/>
+            </w:pPr>
+            <w:r>
+              <w:t xml:space="preserve">2.1509</w:t>
+            </w:r>
+          </w:p>
+        </w:tc>
+        <w:tc>
+          <w:tcPr/>
+          <w:p>
+            <w:pPr>
+              <w:pStyle w:val="Compact"/>
+            </w:pPr>
+            <w:r>
+              <w:t xml:space="preserve">0.1076</w:t>
+            </w:r>
+          </w:p>
+        </w:tc>
+        <w:tc>
+          <w:tcPr/>
+          <w:p>
+            <w:pPr>
+              <w:pStyle w:val="Compact"/>
+            </w:pPr>
+            <w:r>
+              <w:t xml:space="preserve">0.3899</w:t>
+            </w:r>
+          </w:p>
+        </w:tc>
+        <w:tc>
+          <w:tcPr/>
+          <w:p>
+            <w:pPr>
+              <w:pStyle w:val="Compact"/>
+            </w:pPr>
+            <w:r>
+              <w:t xml:space="preserve">0.1258</w:t>
+            </w:r>
+          </w:p>
+        </w:tc>
+        <w:tc>
+          <w:tcPr/>
+          <w:p>
+            <w:pPr>
+              <w:pStyle w:val="Compact"/>
+            </w:pPr>
+            <w:r>
+              <w:t xml:space="preserve">58766</w:t>
+            </w:r>
+          </w:p>
+        </w:tc>
+      </w:tr>
+      <w:tr>
+        <w:tc>
+          <w:tcPr/>
+          <w:p>
+            <w:pPr>
+              <w:pStyle w:val="Compact"/>
+            </w:pPr>
+            <w:r>
+              <w:t xml:space="preserve">Oriental</w:t>
+            </w:r>
+          </w:p>
+        </w:tc>
+        <w:tc>
+          <w:tcPr/>
+          <w:p>
+            <w:pPr>
+              <w:pStyle w:val="Compact"/>
+            </w:pPr>
+            <w:r>
+              <w:t xml:space="preserve">ignicion</w:t>
+            </w:r>
+          </w:p>
+        </w:tc>
+        <w:tc>
+          <w:tcPr/>
+          <w:p>
+            <w:pPr>
+              <w:pStyle w:val="Compact"/>
+            </w:pPr>
+            <w:r>
               <w:t xml:space="preserve">INPE Risco de Fogo</w:t>
             </w:r>
           </w:p>
@@ -15907,6 +16052,151 @@
             </w:pPr>
             <w:r>
               <w:t xml:space="preserve">141802</w:t>
+            </w:r>
+          </w:p>
+        </w:tc>
+      </w:tr>
+      <w:tr>
+        <w:tc>
+          <w:tcPr/>
+          <w:p>
+            <w:pPr>
+              <w:pStyle w:val="Compact"/>
+            </w:pPr>
+            <w:r>
+              <w:t xml:space="preserve">Oriental</w:t>
+            </w:r>
+          </w:p>
+        </w:tc>
+        <w:tc>
+          <w:tcPr/>
+          <w:p>
+            <w:pPr>
+              <w:pStyle w:val="Compact"/>
+            </w:pPr>
+            <w:r>
+              <w:t xml:space="preserve">ignicion</w:t>
+            </w:r>
+          </w:p>
+        </w:tc>
+        <w:tc>
+          <w:tcPr/>
+          <w:p>
+            <w:pPr>
+              <w:pStyle w:val="Compact"/>
+            </w:pPr>
+            <w:r>
+              <w:t xml:space="preserve">Weather-only GBT</w:t>
+            </w:r>
+          </w:p>
+        </w:tc>
+        <w:tc>
+          <w:tcPr/>
+          <w:p>
+            <w:pPr>
+              <w:pStyle w:val="Compact"/>
+            </w:pPr>
+            <w:r>
+              <w:t xml:space="preserve">0.5645</w:t>
+            </w:r>
+          </w:p>
+        </w:tc>
+        <w:tc>
+          <w:tcPr/>
+          <w:p>
+            <w:pPr>
+              <w:pStyle w:val="Compact"/>
+            </w:pPr>
+            <w:r>
+              <w:t xml:space="preserve">0.1077</w:t>
+            </w:r>
+          </w:p>
+        </w:tc>
+        <w:tc>
+          <w:tcPr/>
+          <w:p>
+            <w:pPr>
+              <w:pStyle w:val="Compact"/>
+            </w:pPr>
+            <w:r>
+              <w:t xml:space="preserve">0.0823</w:t>
+            </w:r>
+          </w:p>
+        </w:tc>
+        <w:tc>
+          <w:tcPr/>
+          <w:p>
+            <w:pPr>
+              <w:pStyle w:val="Compact"/>
+            </w:pPr>
+            <w:r>
+              <w:t xml:space="preserve">0.0042</w:t>
+            </w:r>
+          </w:p>
+        </w:tc>
+        <w:tc>
+          <w:tcPr/>
+          <w:p>
+            <w:pPr>
+              <w:pStyle w:val="Compact"/>
+            </w:pPr>
+            <w:r>
+              <w:t xml:space="preserve">0.0013</w:t>
+            </w:r>
+          </w:p>
+        </w:tc>
+        <w:tc>
+          <w:tcPr/>
+          <w:p>
+            <w:pPr>
+              <w:pStyle w:val="Compact"/>
+            </w:pPr>
+            <w:r>
+              <w:t xml:space="preserve">0.0975</w:t>
+            </w:r>
+          </w:p>
+        </w:tc>
+        <w:tc>
+          <w:tcPr/>
+          <w:p>
+            <w:pPr>
+              <w:pStyle w:val="Compact"/>
+            </w:pPr>
+            <w:r>
+              <w:t xml:space="preserve">0.1108</w:t>
+            </w:r>
+          </w:p>
+        </w:tc>
+        <w:tc>
+          <w:tcPr/>
+          <w:p>
+            <w:pPr>
+              <w:pStyle w:val="Compact"/>
+            </w:pPr>
+            <w:r>
+              <w:t xml:space="preserve">0.4244</w:t>
+            </w:r>
+          </w:p>
+        </w:tc>
+        <w:tc>
+          <w:tcPr/>
+          <w:p>
+            <w:pPr>
+              <w:pStyle w:val="Compact"/>
+            </w:pPr>
+            <w:r>
+              <w:t xml:space="preserve">0.1300</w:t>
+            </w:r>
+          </w:p>
+        </w:tc>
+        <w:tc>
+          <w:tcPr/>
+          <w:p>
+            <w:pPr>
+              <w:pStyle w:val="Compact"/>
+            </w:pPr>
+            <w:r>
+              <w:t xml:space="preserve">61905</w:t>
             </w:r>
           </w:p>
         </w:tc>
@@ -37497,6 +37787,579 @@
       </w:r>
       <w:r>
         <w:t xml:space="preserve">. The 25 km/10 d row reproduces the same sample and features as the main partitions; its small difference from Table 10 reflects retraining inside this sensitivity harness, not a different target or sample. M3 beat M2 in all 18 region-by-evaluation comparisons (ΔROC +0.004 to +0.016). The 7-day window had the highest ROC-AUC in every region × radius pair, and the radius effect was small: 35 km was slightly better in Chaco and 25 km in Oriental. The ranking and the D2 conclusion are stable.</w:t>
+      </w:r>
+    </w:p>
+    <w:p>
+      <w:pPr>
+        <w:pStyle w:val="BodyText"/>
+      </w:pPr>
+      <w:r>
+        <w:rPr>
+          <w:b/>
+          <w:bCs/>
+        </w:rPr>
+        <w:t xml:space="preserve">Table S21.</w:t>
+      </w:r>
+      <w:r>
+        <w:t xml:space="preserve"> </w:t>
+      </w:r>
+      <w:r>
+        <w:t xml:space="preserve">Weather-only GBT baseline on the retrospective 2024–2025 test. The model uses the same learner, capacity, monotonic constraints and monotonic Platt calibration as M1/M2/M3, but only the information set available to the Canadian FWI.</w:t>
+      </w:r>
+    </w:p>
+    <w:tbl>
+      <w:tblPr>
+        <w:tblStyle w:val="Table"/>
+        <w:tblW w:type="pct" w:w="5000"/>
+        <w:tblLayout w:type="fixed"/>
+        <w:tblLook w:firstRow="1" w:lastRow="0" w:firstColumn="0" w:lastColumn="0" w:noHBand="0" w:noVBand="0" w:val="0020"/>
+      </w:tblPr>
+      <w:tblGrid>
+        <w:gridCol w:w="660"/>
+        <w:gridCol w:w="660"/>
+        <w:gridCol w:w="660"/>
+        <w:gridCol w:w="660"/>
+        <w:gridCol w:w="660"/>
+        <w:gridCol w:w="660"/>
+        <w:gridCol w:w="660"/>
+        <w:gridCol w:w="660"/>
+        <w:gridCol w:w="660"/>
+        <w:gridCol w:w="660"/>
+        <w:gridCol w:w="660"/>
+        <w:gridCol w:w="660"/>
+      </w:tblGrid>
+      <w:tr>
+        <w:trPr>
+          <w:tblHeader w:val="on"/>
+        </w:trPr>
+        <w:tc>
+          <w:tcPr/>
+          <w:p>
+            <w:pPr>
+              <w:pStyle w:val="Compact"/>
+            </w:pPr>
+            <w:r>
+              <w:t xml:space="preserve">Region</w:t>
+            </w:r>
+          </w:p>
+        </w:tc>
+        <w:tc>
+          <w:tcPr/>
+          <w:p>
+            <w:pPr>
+              <w:pStyle w:val="Compact"/>
+            </w:pPr>
+            <w:r>
+              <w:t xml:space="preserve">ROC-AUC [95 % CI]</w:t>
+            </w:r>
+          </w:p>
+        </w:tc>
+        <w:tc>
+          <w:tcPr/>
+          <w:p>
+            <w:pPr>
+              <w:pStyle w:val="Compact"/>
+            </w:pPr>
+            <w:r>
+              <w:t xml:space="preserve">PR-AUC</w:t>
+            </w:r>
+          </w:p>
+        </w:tc>
+        <w:tc>
+          <w:tcPr/>
+          <w:p>
+            <w:pPr>
+              <w:pStyle w:val="Compact"/>
+            </w:pPr>
+            <w:r>
+              <w:t xml:space="preserve">Brier</w:t>
+            </w:r>
+          </w:p>
+        </w:tc>
+        <w:tc>
+          <w:tcPr/>
+          <w:p>
+            <w:pPr>
+              <w:pStyle w:val="Compact"/>
+            </w:pPr>
+            <w:r>
+              <w:t xml:space="preserve">BSS</w:t>
+            </w:r>
+          </w:p>
+        </w:tc>
+        <w:tc>
+          <w:tcPr/>
+          <w:p>
+            <w:pPr>
+              <w:pStyle w:val="Compact"/>
+            </w:pPr>
+            <w:r>
+              <w:t xml:space="preserve">ECE</w:t>
+            </w:r>
+          </w:p>
+        </w:tc>
+        <w:tc>
+          <w:tcPr/>
+          <w:p>
+            <w:pPr>
+              <w:pStyle w:val="Compact"/>
+            </w:pPr>
+            <w:r>
+              <w:t xml:space="preserve">Cutoff</w:t>
+            </w:r>
+          </w:p>
+        </w:tc>
+        <w:tc>
+          <w:tcPr/>
+          <w:p>
+            <w:pPr>
+              <w:pStyle w:val="Compact"/>
+            </w:pPr>
+            <w:r>
+              <w:t xml:space="preserve">Precision</w:t>
+            </w:r>
+          </w:p>
+        </w:tc>
+        <w:tc>
+          <w:tcPr/>
+          <w:p>
+            <w:pPr>
+              <w:pStyle w:val="Compact"/>
+            </w:pPr>
+            <w:r>
+              <w:t xml:space="preserve">Recall</w:t>
+            </w:r>
+          </w:p>
+        </w:tc>
+        <w:tc>
+          <w:tcPr/>
+          <w:p>
+            <w:pPr>
+              <w:pStyle w:val="Compact"/>
+            </w:pPr>
+            <w:r>
+              <w:t xml:space="preserve">F0.5</w:t>
+            </w:r>
+          </w:p>
+        </w:tc>
+        <w:tc>
+          <w:tcPr/>
+          <w:p>
+            <w:pPr>
+              <w:pStyle w:val="Compact"/>
+            </w:pPr>
+            <w:r>
+              <w:t xml:space="preserve">FP</w:t>
+            </w:r>
+          </w:p>
+        </w:tc>
+        <w:tc>
+          <w:tcPr/>
+          <w:p>
+            <w:pPr>
+              <w:pStyle w:val="Compact"/>
+            </w:pPr>
+            <w:r>
+              <w:t xml:space="preserve">ΔROC vs M3 (p)</w:t>
+            </w:r>
+          </w:p>
+        </w:tc>
+      </w:tr>
+      <w:tr>
+        <w:tc>
+          <w:tcPr/>
+          <w:p>
+            <w:pPr>
+              <w:pStyle w:val="Compact"/>
+            </w:pPr>
+            <w:r>
+              <w:t xml:space="preserve">Chaco</w:t>
+            </w:r>
+          </w:p>
+        </w:tc>
+        <w:tc>
+          <w:tcPr/>
+          <w:p>
+            <w:pPr>
+              <w:pStyle w:val="Compact"/>
+            </w:pPr>
+            <w:r>
+              <w:t xml:space="preserve">0.5512 [0.542–0.560]</w:t>
+            </w:r>
+          </w:p>
+        </w:tc>
+        <w:tc>
+          <w:tcPr/>
+          <w:p>
+            <w:pPr>
+              <w:pStyle w:val="Compact"/>
+            </w:pPr>
+            <w:r>
+              <w:t xml:space="preserve">0.1071</w:t>
+            </w:r>
+          </w:p>
+        </w:tc>
+        <w:tc>
+          <w:tcPr/>
+          <w:p>
+            <w:pPr>
+              <w:pStyle w:val="Compact"/>
+            </w:pPr>
+            <w:r>
+              <w:t xml:space="preserve">0.0824</w:t>
+            </w:r>
+          </w:p>
+        </w:tc>
+        <w:tc>
+          <w:tcPr/>
+          <w:p>
+            <w:pPr>
+              <w:pStyle w:val="Compact"/>
+            </w:pPr>
+            <w:r>
+              <w:t xml:space="preserve">0.0025</w:t>
+            </w:r>
+          </w:p>
+        </w:tc>
+        <w:tc>
+          <w:tcPr/>
+          <w:p>
+            <w:pPr>
+              <w:pStyle w:val="Compact"/>
+            </w:pPr>
+            <w:r>
+              <w:t xml:space="preserve">0.0013</w:t>
+            </w:r>
+          </w:p>
+        </w:tc>
+        <w:tc>
+          <w:tcPr/>
+          <w:p>
+            <w:pPr>
+              <w:pStyle w:val="Compact"/>
+            </w:pPr>
+            <w:r>
+              <w:t xml:space="preserve">0.1020</w:t>
+            </w:r>
+          </w:p>
+        </w:tc>
+        <w:tc>
+          <w:tcPr/>
+          <w:p>
+            <w:pPr>
+              <w:pStyle w:val="Compact"/>
+            </w:pPr>
+            <w:r>
+              <w:t xml:space="preserve">0.1143</w:t>
+            </w:r>
+          </w:p>
+        </w:tc>
+        <w:tc>
+          <w:tcPr/>
+          <w:p>
+            <w:pPr>
+              <w:pStyle w:val="Compact"/>
+            </w:pPr>
+            <w:r>
+              <w:t xml:space="preserve">0.1932</w:t>
+            </w:r>
+          </w:p>
+        </w:tc>
+        <w:tc>
+          <w:tcPr/>
+          <w:p>
+            <w:pPr>
+              <w:pStyle w:val="Compact"/>
+            </w:pPr>
+            <w:r>
+              <w:t xml:space="preserve">0.1245</w:t>
+            </w:r>
+          </w:p>
+        </w:tc>
+        <w:tc>
+          <w:tcPr/>
+          <w:p>
+            <w:pPr>
+              <w:pStyle w:val="Compact"/>
+            </w:pPr>
+            <w:r>
+              <w:t xml:space="preserve">24036</w:t>
+            </w:r>
+          </w:p>
+        </w:tc>
+        <w:tc>
+          <w:tcPr/>
+          <w:p>
+            <w:pPr>
+              <w:pStyle w:val="Compact"/>
+            </w:pPr>
+            <w:r>
+              <w:t xml:space="preserve">+0.2509 (≤0.001)</w:t>
+            </w:r>
+          </w:p>
+        </w:tc>
+      </w:tr>
+      <w:tr>
+        <w:tc>
+          <w:tcPr/>
+          <w:p>
+            <w:pPr>
+              <w:pStyle w:val="Compact"/>
+            </w:pPr>
+            <w:r>
+              <w:t xml:space="preserve">Oriental</w:t>
+            </w:r>
+          </w:p>
+        </w:tc>
+        <w:tc>
+          <w:tcPr/>
+          <w:p>
+            <w:pPr>
+              <w:pStyle w:val="Compact"/>
+            </w:pPr>
+            <w:r>
+              <w:t xml:space="preserve">0.5645 [0.556–0.575]</w:t>
+            </w:r>
+          </w:p>
+        </w:tc>
+        <w:tc>
+          <w:tcPr/>
+          <w:p>
+            <w:pPr>
+              <w:pStyle w:val="Compact"/>
+            </w:pPr>
+            <w:r>
+              <w:t xml:space="preserve">0.1077</w:t>
+            </w:r>
+          </w:p>
+        </w:tc>
+        <w:tc>
+          <w:tcPr/>
+          <w:p>
+            <w:pPr>
+              <w:pStyle w:val="Compact"/>
+            </w:pPr>
+            <w:r>
+              <w:t xml:space="preserve">0.0823</w:t>
+            </w:r>
+          </w:p>
+        </w:tc>
+        <w:tc>
+          <w:tcPr/>
+          <w:p>
+            <w:pPr>
+              <w:pStyle w:val="Compact"/>
+            </w:pPr>
+            <w:r>
+              <w:t xml:space="preserve">0.0042</w:t>
+            </w:r>
+          </w:p>
+        </w:tc>
+        <w:tc>
+          <w:tcPr/>
+          <w:p>
+            <w:pPr>
+              <w:pStyle w:val="Compact"/>
+            </w:pPr>
+            <w:r>
+              <w:t xml:space="preserve">0.0013</w:t>
+            </w:r>
+          </w:p>
+        </w:tc>
+        <w:tc>
+          <w:tcPr/>
+          <w:p>
+            <w:pPr>
+              <w:pStyle w:val="Compact"/>
+            </w:pPr>
+            <w:r>
+              <w:t xml:space="preserve">0.0975</w:t>
+            </w:r>
+          </w:p>
+        </w:tc>
+        <w:tc>
+          <w:tcPr/>
+          <w:p>
+            <w:pPr>
+              <w:pStyle w:val="Compact"/>
+            </w:pPr>
+            <w:r>
+              <w:t xml:space="preserve">0.1108</w:t>
+            </w:r>
+          </w:p>
+        </w:tc>
+        <w:tc>
+          <w:tcPr/>
+          <w:p>
+            <w:pPr>
+              <w:pStyle w:val="Compact"/>
+            </w:pPr>
+            <w:r>
+              <w:t xml:space="preserve">0.4244</w:t>
+            </w:r>
+          </w:p>
+        </w:tc>
+        <w:tc>
+          <w:tcPr/>
+          <w:p>
+            <w:pPr>
+              <w:pStyle w:val="Compact"/>
+            </w:pPr>
+            <w:r>
+              <w:t xml:space="preserve">0.1300</w:t>
+            </w:r>
+          </w:p>
+        </w:tc>
+        <w:tc>
+          <w:tcPr/>
+          <w:p>
+            <w:pPr>
+              <w:pStyle w:val="Compact"/>
+            </w:pPr>
+            <w:r>
+              <w:t xml:space="preserve">61905</w:t>
+            </w:r>
+          </w:p>
+        </w:tc>
+        <w:tc>
+          <w:tcPr/>
+          <w:p>
+            <w:pPr>
+              <w:pStyle w:val="Compact"/>
+            </w:pPr>
+            <w:r>
+              <w:t xml:space="preserve">+0.1889 (≤0.001)</w:t>
+            </w:r>
+          </w:p>
+        </w:tc>
+      </w:tr>
+    </w:tbl>
+    <w:p>
+      <w:pPr>
+        <w:pStyle w:val="BodyText"/>
+      </w:pPr>
+      <w:r>
+        <w:t xml:space="preserve">Features (9):</w:t>
+      </w:r>
+      <w:r>
+        <w:t xml:space="preserve"> </w:t>
+      </w:r>
+      <w:r>
+        <w:rPr>
+          <w:rStyle w:val="VerbatimChar"/>
+        </w:rPr>
+        <w:t xml:space="preserve">temp_max_c</w:t>
+      </w:r>
+      <w:r>
+        <w:t xml:space="preserve">,</w:t>
+      </w:r>
+      <w:r>
+        <w:t xml:space="preserve"> </w:t>
+      </w:r>
+      <w:r>
+        <w:rPr>
+          <w:rStyle w:val="VerbatimChar"/>
+        </w:rPr>
+        <w:t xml:space="preserve">temp_min_c</w:t>
+      </w:r>
+      <w:r>
+        <w:t xml:space="preserve">,</w:t>
+      </w:r>
+      <w:r>
+        <w:t xml:space="preserve"> </w:t>
+      </w:r>
+      <w:r>
+        <w:rPr>
+          <w:rStyle w:val="VerbatimChar"/>
+        </w:rPr>
+        <w:t xml:space="preserve">vpd_max_kpa</w:t>
+      </w:r>
+      <w:r>
+        <w:t xml:space="preserve">,</w:t>
+      </w:r>
+      <w:r>
+        <w:t xml:space="preserve"> </w:t>
+      </w:r>
+      <w:r>
+        <w:rPr>
+          <w:rStyle w:val="VerbatimChar"/>
+        </w:rPr>
+        <w:t xml:space="preserve">viento_max_kmh</w:t>
+      </w:r>
+      <w:r>
+        <w:t xml:space="preserve">,</w:t>
+      </w:r>
+      <w:r>
+        <w:t xml:space="preserve"> </w:t>
+      </w:r>
+      <w:r>
+        <w:rPr>
+          <w:rStyle w:val="VerbatimChar"/>
+        </w:rPr>
+        <w:t xml:space="preserve">precipitacion_mm</w:t>
+      </w:r>
+      <w:r>
+        <w:t xml:space="preserve">,</w:t>
+      </w:r>
+      <w:r>
+        <w:t xml:space="preserve"> </w:t>
+      </w:r>
+      <w:r>
+        <w:rPr>
+          <w:rStyle w:val="VerbatimChar"/>
+        </w:rPr>
+        <w:t xml:space="preserve">precipitacion_48h_mm</w:t>
+      </w:r>
+      <w:r>
+        <w:t xml:space="preserve">,</w:t>
+      </w:r>
+      <w:r>
+        <w:t xml:space="preserve"> </w:t>
+      </w:r>
+      <w:r>
+        <w:rPr>
+          <w:rStyle w:val="VerbatimChar"/>
+        </w:rPr>
+        <w:t xml:space="preserve">dias_secos_consecutivos</w:t>
+      </w:r>
+      <w:r>
+        <w:t xml:space="preserve">,</w:t>
+      </w:r>
+      <w:r>
+        <w:t xml:space="preserve"> </w:t>
+      </w:r>
+      <w:r>
+        <w:rPr>
+          <w:rStyle w:val="VerbatimChar"/>
+        </w:rPr>
+        <w:t xml:space="preserve">ffmc</w:t>
+      </w:r>
+      <w:r>
+        <w:t xml:space="preserve">,</w:t>
+      </w:r>
+      <w:r>
+        <w:t xml:space="preserve"> </w:t>
+      </w:r>
+      <w:r>
+        <w:rPr>
+          <w:rStyle w:val="VerbatimChar"/>
+        </w:rPr>
+        <w:t xml:space="preserve">isi</w:t>
+      </w:r>
+      <w:r>
+        <w:t xml:space="preserve">. BSS is relative to the 2018–2022 training prevalence. ΔROC is M3 minus the weather-only GBT, with a paired bootstrap grouped by date (B = 1 000). The full machine-readable table is</w:t>
+      </w:r>
+      <w:r>
+        <w:t xml:space="preserve"> </w:t>
+      </w:r>
+      <w:r>
+        <w:rPr>
+          <w:rStyle w:val="VerbatimChar"/>
+        </w:rPr>
+        <w:t xml:space="preserve">tablas/tablaS21_benchmark_weather_only.csv</w:t>
+      </w:r>
+      <w:r>
+        <w:t xml:space="preserve">.</w:t>
       </w:r>
     </w:p>
     <w:bookmarkEnd w:id="24"/>

--- a/entregables/en/material_suplementario.docx
+++ b/entregables/en/material_suplementario.docx
@@ -2139,7 +2139,7 @@
         <w:pStyle w:val="BodyText"/>
       </w:pPr>
       <w:r>
-        <w:t xml:space="preserve">Bootstrap resampling is by date, not by row, because daily fire activity is strongly clustered. All cells from a sampled date are retained; this preserves within-day dependence. The spatial holdout removes an entire 50-km block plus a 20-km buffer, recomputes historical priors without the held-out fires and evaluates both held-in and held-out cells. The primary metrics are ROC-AUC and PR-AUC; Brier score, expected calibration error, precision, recall, F0.5 and false positives are also reported. AUC intervals use 500 grouped bootstrap replicates; paired differences use 1 000. Because four main comparisons are made against FWI and INPE, the significance statements are a conservative screening result rather than multiplicity-adjusted inference. The bootstrap resolution is 0.001.</w:t>
+        <w:t xml:space="preserve">Bootstrap resampling is by date, not by row, because daily fire activity is strongly clustered. All cells from a sampled date are retained; this preserves within-day dependence. The spatial holdout removes an entire 50-km block plus a 20-km buffer, recomputes historical priors without the held-out fires and evaluates both held-in and held-out cells. The primary metrics are ROC-AUC and PR-AUC; Brier score, expected calibration error, precision, recall, F0.5 and false positives are also reported. AUC intervals use 500 grouped bootstrap replicates; paired differences use 1 000. The six confirmatory comparisons are corrected with Holm–Bonferroni and Benjamini–Hochberg; all remain significant at α = 0.05. The bootstrap resolution is 0.001, so adjusted values at the floor are upper bounds.</w:t>
       </w:r>
     </w:p>
     <w:p>
@@ -9858,7 +9858,7 @@
         <w:t xml:space="preserve"> </w:t>
       </w:r>
       <w:r>
-        <w:t xml:space="preserve">Paired ROC-AUC differences against FWI and INPE, grouped by date (retrospective 2024–2025 test).</w:t>
+        <w:t xml:space="preserve">Paired ROC-AUC differences for the six confirmatory comparisons (four against FWI and INPE and two M3−M2), grouped by date (retrospective 2024–2025 test). Holm–Bonferroni and Benjamini–Hochberg adjusted p-values are reported.</w:t>
       </w:r>
     </w:p>
     <w:tbl>
@@ -9869,12 +9869,14 @@
         <w:tblLook w:firstRow="1" w:lastRow="0" w:firstColumn="0" w:lastColumn="0" w:noHBand="0" w:noVBand="0" w:val="0020"/>
       </w:tblPr>
       <w:tblGrid>
-        <w:gridCol w:w="1320"/>
-        <w:gridCol w:w="1320"/>
-        <w:gridCol w:w="1320"/>
-        <w:gridCol w:w="1320"/>
-        <w:gridCol w:w="1320"/>
-        <w:gridCol w:w="1320"/>
+        <w:gridCol w:w="990"/>
+        <w:gridCol w:w="990"/>
+        <w:gridCol w:w="990"/>
+        <w:gridCol w:w="990"/>
+        <w:gridCol w:w="990"/>
+        <w:gridCol w:w="990"/>
+        <w:gridCol w:w="990"/>
+        <w:gridCol w:w="990"/>
       </w:tblGrid>
       <w:tr>
         <w:trPr>
@@ -9931,18 +9933,40 @@
               <w:pStyle w:val="Compact"/>
             </w:pPr>
             <w:r>
-              <w:t xml:space="preserve">p value</w:t>
-            </w:r>
-          </w:p>
-        </w:tc>
-        <w:tc>
-          <w:tcPr/>
-          <w:p>
-            <w:pPr>
-              <w:pStyle w:val="Compact"/>
-            </w:pPr>
-            <w:r>
-              <w:t xml:space="preserve">Bootstrap replicates</w:t>
+              <w:t xml:space="preserve">p raw</w:t>
+            </w:r>
+          </w:p>
+        </w:tc>
+        <w:tc>
+          <w:tcPr/>
+          <w:p>
+            <w:pPr>
+              <w:pStyle w:val="Compact"/>
+            </w:pPr>
+            <w:r>
+              <w:t xml:space="preserve">p Holm</w:t>
+            </w:r>
+          </w:p>
+        </w:tc>
+        <w:tc>
+          <w:tcPr/>
+          <w:p>
+            <w:pPr>
+              <w:pStyle w:val="Compact"/>
+            </w:pPr>
+            <w:r>
+              <w:t xml:space="preserve">p BH</w:t>
+            </w:r>
+          </w:p>
+        </w:tc>
+        <w:tc>
+          <w:tcPr/>
+          <w:p>
+            <w:pPr>
+              <w:pStyle w:val="Compact"/>
+            </w:pPr>
+            <w:r>
+              <w:t xml:space="preserve">B</w:t>
             </w:r>
           </w:p>
         </w:tc>
@@ -9999,7 +10023,29 @@
               <w:pStyle w:val="Compact"/>
             </w:pPr>
             <w:r>
-              <w:t xml:space="preserve">0.001</w:t>
+              <w:t xml:space="preserve">≤0.001</w:t>
+            </w:r>
+          </w:p>
+        </w:tc>
+        <w:tc>
+          <w:tcPr/>
+          <w:p>
+            <w:pPr>
+              <w:pStyle w:val="Compact"/>
+            </w:pPr>
+            <w:r>
+              <w:t xml:space="preserve">0.0060</w:t>
+            </w:r>
+          </w:p>
+        </w:tc>
+        <w:tc>
+          <w:tcPr/>
+          <w:p>
+            <w:pPr>
+              <w:pStyle w:val="Compact"/>
+            </w:pPr>
+            <w:r>
+              <w:t xml:space="preserve">0.0010</w:t>
             </w:r>
           </w:p>
         </w:tc>
@@ -10067,7 +10113,29 @@
               <w:pStyle w:val="Compact"/>
             </w:pPr>
             <w:r>
-              <w:t xml:space="preserve">0.001</w:t>
+              <w:t xml:space="preserve">≤0.001</w:t>
+            </w:r>
+          </w:p>
+        </w:tc>
+        <w:tc>
+          <w:tcPr/>
+          <w:p>
+            <w:pPr>
+              <w:pStyle w:val="Compact"/>
+            </w:pPr>
+            <w:r>
+              <w:t xml:space="preserve">0.0060</w:t>
+            </w:r>
+          </w:p>
+        </w:tc>
+        <w:tc>
+          <w:tcPr/>
+          <w:p>
+            <w:pPr>
+              <w:pStyle w:val="Compact"/>
+            </w:pPr>
+            <w:r>
+              <w:t xml:space="preserve">0.0010</w:t>
             </w:r>
           </w:p>
         </w:tc>
@@ -10091,7 +10159,7 @@
               <w:pStyle w:val="Compact"/>
             </w:pPr>
             <w:r>
-              <w:t xml:space="preserve">Chaco</w:t>
+              <w:t xml:space="preserve">Oriental</w:t>
             </w:r>
           </w:p>
         </w:tc>
@@ -10113,29 +10181,51 @@
               <w:pStyle w:val="Compact"/>
             </w:pPr>
             <w:r>
-              <w:t xml:space="preserve">Incendios_PY (Ignición Híbrida M3) vs Canadian FWI completo</w:t>
-            </w:r>
-          </w:p>
-        </w:tc>
-        <w:tc>
-          <w:tcPr/>
-          <w:p>
-            <w:pPr>
-              <w:pStyle w:val="Compact"/>
-            </w:pPr>
-            <w:r>
-              <w:t xml:space="preserve">0.2848</w:t>
-            </w:r>
-          </w:p>
-        </w:tc>
-        <w:tc>
-          <w:tcPr/>
-          <w:p>
-            <w:pPr>
-              <w:pStyle w:val="Compact"/>
-            </w:pPr>
-            <w:r>
-              <w:t xml:space="preserve">0.001</w:t>
+              <w:t xml:space="preserve">Incendios_PY (Ignición Híbrida M3) vs Incendios_PY (Ignición Base M2)</w:t>
+            </w:r>
+          </w:p>
+        </w:tc>
+        <w:tc>
+          <w:tcPr/>
+          <w:p>
+            <w:pPr>
+              <w:pStyle w:val="Compact"/>
+            </w:pPr>
+            <w:r>
+              <w:t xml:space="preserve">0.0128</w:t>
+            </w:r>
+          </w:p>
+        </w:tc>
+        <w:tc>
+          <w:tcPr/>
+          <w:p>
+            <w:pPr>
+              <w:pStyle w:val="Compact"/>
+            </w:pPr>
+            <w:r>
+              <w:t xml:space="preserve">≤0.001</w:t>
+            </w:r>
+          </w:p>
+        </w:tc>
+        <w:tc>
+          <w:tcPr/>
+          <w:p>
+            <w:pPr>
+              <w:pStyle w:val="Compact"/>
+            </w:pPr>
+            <w:r>
+              <w:t xml:space="preserve">0.0060</w:t>
+            </w:r>
+          </w:p>
+        </w:tc>
+        <w:tc>
+          <w:tcPr/>
+          <w:p>
+            <w:pPr>
+              <w:pStyle w:val="Compact"/>
+            </w:pPr>
+            <w:r>
+              <w:t xml:space="preserve">0.0010</w:t>
             </w:r>
           </w:p>
         </w:tc>
@@ -10181,6 +10271,96 @@
               <w:pStyle w:val="Compact"/>
             </w:pPr>
             <w:r>
+              <w:t xml:space="preserve">Incendios_PY (Ignición Híbrida M3) vs Canadian FWI completo</w:t>
+            </w:r>
+          </w:p>
+        </w:tc>
+        <w:tc>
+          <w:tcPr/>
+          <w:p>
+            <w:pPr>
+              <w:pStyle w:val="Compact"/>
+            </w:pPr>
+            <w:r>
+              <w:t xml:space="preserve">0.2848</w:t>
+            </w:r>
+          </w:p>
+        </w:tc>
+        <w:tc>
+          <w:tcPr/>
+          <w:p>
+            <w:pPr>
+              <w:pStyle w:val="Compact"/>
+            </w:pPr>
+            <w:r>
+              <w:t xml:space="preserve">≤0.001</w:t>
+            </w:r>
+          </w:p>
+        </w:tc>
+        <w:tc>
+          <w:tcPr/>
+          <w:p>
+            <w:pPr>
+              <w:pStyle w:val="Compact"/>
+            </w:pPr>
+            <w:r>
+              <w:t xml:space="preserve">0.0060</w:t>
+            </w:r>
+          </w:p>
+        </w:tc>
+        <w:tc>
+          <w:tcPr/>
+          <w:p>
+            <w:pPr>
+              <w:pStyle w:val="Compact"/>
+            </w:pPr>
+            <w:r>
+              <w:t xml:space="preserve">0.0010</w:t>
+            </w:r>
+          </w:p>
+        </w:tc>
+        <w:tc>
+          <w:tcPr/>
+          <w:p>
+            <w:pPr>
+              <w:pStyle w:val="Compact"/>
+            </w:pPr>
+            <w:r>
+              <w:t xml:space="preserve">1000</w:t>
+            </w:r>
+          </w:p>
+        </w:tc>
+      </w:tr>
+      <w:tr>
+        <w:tc>
+          <w:tcPr/>
+          <w:p>
+            <w:pPr>
+              <w:pStyle w:val="Compact"/>
+            </w:pPr>
+            <w:r>
+              <w:t xml:space="preserve">Chaco</w:t>
+            </w:r>
+          </w:p>
+        </w:tc>
+        <w:tc>
+          <w:tcPr/>
+          <w:p>
+            <w:pPr>
+              <w:pStyle w:val="Compact"/>
+            </w:pPr>
+            <w:r>
+              <w:t xml:space="preserve">ignicion</w:t>
+            </w:r>
+          </w:p>
+        </w:tc>
+        <w:tc>
+          <w:tcPr/>
+          <w:p>
+            <w:pPr>
+              <w:pStyle w:val="Compact"/>
+            </w:pPr>
+            <w:r>
               <w:t xml:space="preserve">Incendios_PY (Ignición Híbrida M3) vs INPE Risco de Fogo</w:t>
             </w:r>
           </w:p>
@@ -10203,7 +10383,119 @@
               <w:pStyle w:val="Compact"/>
             </w:pPr>
             <w:r>
-              <w:t xml:space="preserve">0.001</w:t>
+              <w:t xml:space="preserve">≤0.001</w:t>
+            </w:r>
+          </w:p>
+        </w:tc>
+        <w:tc>
+          <w:tcPr/>
+          <w:p>
+            <w:pPr>
+              <w:pStyle w:val="Compact"/>
+            </w:pPr>
+            <w:r>
+              <w:t xml:space="preserve">0.0060</w:t>
+            </w:r>
+          </w:p>
+        </w:tc>
+        <w:tc>
+          <w:tcPr/>
+          <w:p>
+            <w:pPr>
+              <w:pStyle w:val="Compact"/>
+            </w:pPr>
+            <w:r>
+              <w:t xml:space="preserve">0.0010</w:t>
+            </w:r>
+          </w:p>
+        </w:tc>
+        <w:tc>
+          <w:tcPr/>
+          <w:p>
+            <w:pPr>
+              <w:pStyle w:val="Compact"/>
+            </w:pPr>
+            <w:r>
+              <w:t xml:space="preserve">1000</w:t>
+            </w:r>
+          </w:p>
+        </w:tc>
+      </w:tr>
+      <w:tr>
+        <w:tc>
+          <w:tcPr/>
+          <w:p>
+            <w:pPr>
+              <w:pStyle w:val="Compact"/>
+            </w:pPr>
+            <w:r>
+              <w:t xml:space="preserve">Chaco</w:t>
+            </w:r>
+          </w:p>
+        </w:tc>
+        <w:tc>
+          <w:tcPr/>
+          <w:p>
+            <w:pPr>
+              <w:pStyle w:val="Compact"/>
+            </w:pPr>
+            <w:r>
+              <w:t xml:space="preserve">ignicion</w:t>
+            </w:r>
+          </w:p>
+        </w:tc>
+        <w:tc>
+          <w:tcPr/>
+          <w:p>
+            <w:pPr>
+              <w:pStyle w:val="Compact"/>
+            </w:pPr>
+            <w:r>
+              <w:t xml:space="preserve">Incendios_PY (Ignición Híbrida M3) vs Incendios_PY (Ignición Base M2)</w:t>
+            </w:r>
+          </w:p>
+        </w:tc>
+        <w:tc>
+          <w:tcPr/>
+          <w:p>
+            <w:pPr>
+              <w:pStyle w:val="Compact"/>
+            </w:pPr>
+            <w:r>
+              <w:t xml:space="preserve">0.0030</w:t>
+            </w:r>
+          </w:p>
+        </w:tc>
+        <w:tc>
+          <w:tcPr/>
+          <w:p>
+            <w:pPr>
+              <w:pStyle w:val="Compact"/>
+            </w:pPr>
+            <w:r>
+              <w:t xml:space="preserve">≤0.001</w:t>
+            </w:r>
+          </w:p>
+        </w:tc>
+        <w:tc>
+          <w:tcPr/>
+          <w:p>
+            <w:pPr>
+              <w:pStyle w:val="Compact"/>
+            </w:pPr>
+            <w:r>
+              <w:t xml:space="preserve">0.0060</w:t>
+            </w:r>
+          </w:p>
+        </w:tc>
+        <w:tc>
+          <w:tcPr/>
+          <w:p>
+            <w:pPr>
+              <w:pStyle w:val="Compact"/>
+            </w:pPr>
+            <w:r>
+              <w:t xml:space="preserve">0.0010</w:t>
             </w:r>
           </w:p>
         </w:tc>
@@ -10225,7 +10517,7 @@
         <w:pStyle w:val="BodyText"/>
       </w:pPr>
       <w:r>
-        <w:t xml:space="preserve">The comparison uses B = 1,000 grouped-by-date bootstrap replicates. Values are retrospective diagnostics, not a blind confirmation.</w:t>
+        <w:t xml:space="preserve">The family is pre-specified as the six confirmatory comparisons. With B = 1,000 the bootstrap resolution is 0.001, so the raw p-values sit at the resolution floor and the adjusted values are upper bounds. Values are retrospective diagnostics, not a blind confirmation.</w:t>
       </w:r>
     </w:p>
     <w:p>
